--- a/backend/templates/approval_sheet.docx
+++ b/backend/templates/approval_sheet.docx
@@ -59,7 +59,7 @@
         <w:rPr>
           <w:sz w:val="20"/>
         </w:rPr>
-        <w:t>{{contractor_name}}, ИНН {{contractor_inn}}</w:t>
+        <w:t>{{contractor_short_name}}, ИНН {{contractor_inn}}</w:t>
       </w:r>
     </w:p>
     <w:p>
